--- a/template2.docx
+++ b/template2.docx
@@ -881,7 +881,6 @@
         <w:mirrorIndents/>
         <w:rPr>
           <w:rFonts w:ascii="Times New Roman" w:hAnsi="Times New Roman" w:cs="Times New Roman"/>
-          <w:noProof/>
           <w:sz w:val="24"/>
         </w:rPr>
       </w:pPr>
@@ -893,15 +892,15 @@
         <mc:AlternateContent>
           <mc:Choice Requires="wps">
             <w:drawing>
-              <wp:anchor distT="0" distB="0" distL="114300" distR="114300" simplePos="0" relativeHeight="251671552" behindDoc="1" locked="0" layoutInCell="1" allowOverlap="1" wp14:anchorId="512CCD0F" wp14:editId="44CEC579">
+              <wp:anchor distT="0" distB="0" distL="114300" distR="114300" simplePos="0" relativeHeight="251671552" behindDoc="1" locked="0" layoutInCell="1" allowOverlap="1" wp14:anchorId="512CCD0F" wp14:editId="0DD9E848">
                 <wp:simplePos x="0" y="0"/>
                 <wp:positionH relativeFrom="column">
-                  <wp:posOffset>2827020</wp:posOffset>
+                  <wp:posOffset>2653553</wp:posOffset>
                 </wp:positionH>
                 <wp:positionV relativeFrom="page">
-                  <wp:posOffset>4514850</wp:posOffset>
+                  <wp:posOffset>4513729</wp:posOffset>
                 </wp:positionV>
-                <wp:extent cx="2872740" cy="0"/>
+                <wp:extent cx="3047552" cy="0"/>
                 <wp:effectExtent l="0" t="0" r="0" b="0"/>
                 <wp:wrapNone/>
                 <wp:docPr id="582859989" name="Straight Connector 1"/>
@@ -913,7 +912,7 @@
                       <wps:spPr>
                         <a:xfrm flipV="1">
                           <a:off x="0" y="0"/>
-                          <a:ext cx="2872740" cy="0"/>
+                          <a:ext cx="3047552" cy="0"/>
                         </a:xfrm>
                         <a:prstGeom prst="line">
                           <a:avLst/>
@@ -948,7 +947,7 @@
           </mc:Choice>
           <mc:Fallback>
             <w:pict>
-              <v:line w14:anchorId="5C743983" id="Straight Connector 1" o:spid="_x0000_s1026" style="position:absolute;flip:y;z-index:-251644928;visibility:visible;mso-wrap-style:square;mso-width-percent:0;mso-height-percent:0;mso-wrap-distance-left:9pt;mso-wrap-distance-top:0;mso-wrap-distance-right:9pt;mso-wrap-distance-bottom:0;mso-position-horizontal:absolute;mso-position-horizontal-relative:text;mso-position-vertical:absolute;mso-position-vertical-relative:page;mso-width-percent:0;mso-height-percent:0;mso-width-relative:margin;mso-height-relative:margin" from="222.6pt,355.5pt" to="448.8pt,355.5pt" o:gfxdata="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" strokecolor="black [3200]" strokeweight=".5pt">
+              <v:line w14:anchorId="2B3F4A60" id="Straight Connector 1" o:spid="_x0000_s1026" style="position:absolute;flip:y;z-index:-251644928;visibility:visible;mso-wrap-style:square;mso-width-percent:0;mso-height-percent:0;mso-wrap-distance-left:9pt;mso-wrap-distance-top:0;mso-wrap-distance-right:9pt;mso-wrap-distance-bottom:0;mso-position-horizontal:absolute;mso-position-horizontal-relative:text;mso-position-vertical:absolute;mso-position-vertical-relative:page;mso-width-percent:0;mso-height-percent:0;mso-width-relative:margin;mso-height-relative:margin" from="208.95pt,355.4pt" to="448.9pt,355.4pt" o:gfxdata="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" strokecolor="black [3200]" strokeweight=".5pt">
                 <v:stroke joinstyle="miter"/>
                 <w10:wrap anchory="page"/>
               </v:line>
@@ -1138,7 +1137,6 @@
         </w:rPr>
         <w:t>ㅤ</w:t>
       </w:r>
-      <w:proofErr w:type="gramStart"/>
       <w:r>
         <w:rPr>
           <w:rFonts w:ascii="Times New Roman" w:hAnsi="Times New Roman" w:cs="Times New Roman"/>
@@ -1152,16 +1150,7 @@
           <w:sz w:val="20"/>
           <w:szCs w:val="22"/>
         </w:rPr>
-        <w:t>{</w:t>
-      </w:r>
-      <w:proofErr w:type="gramEnd"/>
-      <w:r>
-        <w:rPr>
-          <w:rFonts w:ascii="Times New Roman" w:hAnsi="Times New Roman" w:cs="Times New Roman"/>
-          <w:sz w:val="20"/>
-          <w:szCs w:val="22"/>
-        </w:rPr>
-        <w:t>{titleeeeeeeeeeeeeeeeeeeeeeeeeeeeeeeeeeeeeeeeeeeeeeeeeeeeeeeeeeeeeeeeeeeeeeeeeeeeeeeeeeeeeeeeeeeeeeeeeeeeeeeeeeeeeeeeeeeeeeeeeee}}</w:t>
+        <w:t>{{titleeeeeeeeeeeeeeeeeeeeeeeeeeeeeeeeeeeeeeeeeeeeeeeeeeeeeeeeeeeeeeeeeeeeeeeeeeeeeeeeeeeeeeeeeeeeeeeeeeeeeeeeeeeeeeeeeeeeeeeeeee}}</w:t>
       </w:r>
       <w:r>
         <w:rPr>
@@ -1182,7 +1171,28 @@
           <w:rFonts w:ascii="Times New Roman" w:hAnsi="Times New Roman" w:cs="Times New Roman"/>
           <w:sz w:val="24"/>
         </w:rPr>
-        <w:t xml:space="preserve">                                                                                                            </w:t>
+        <w:t xml:space="preserve">                                  </w:t>
+      </w:r>
+    </w:p>
+    <w:p>
+      <w:pPr>
+        <w:tabs>
+          <w:tab w:val="left" w:pos="8253"/>
+        </w:tabs>
+        <w:spacing w:after="0" w:line="360" w:lineRule="auto"/>
+        <w:mirrorIndents/>
+        <w:rPr>
+          <w:rFonts w:ascii="Times New Roman" w:hAnsi="Times New Roman" w:cs="Times New Roman"/>
+          <w:noProof/>
+          <w:sz w:val="24"/>
+        </w:rPr>
+      </w:pPr>
+      <w:r>
+        <w:rPr>
+          <w:rFonts w:ascii="Times New Roman" w:hAnsi="Times New Roman" w:cs="Times New Roman"/>
+          <w:sz w:val="24"/>
+        </w:rPr>
+        <w:t xml:space="preserve">                                                                          </w:t>
       </w:r>
     </w:p>
     <w:p>

--- a/template2.docx
+++ b/template2.docx
@@ -892,7 +892,77 @@
         <mc:AlternateContent>
           <mc:Choice Requires="wps">
             <w:drawing>
-              <wp:anchor distT="0" distB="0" distL="114300" distR="114300" simplePos="0" relativeHeight="251671552" behindDoc="1" locked="0" layoutInCell="1" allowOverlap="1" wp14:anchorId="512CCD0F" wp14:editId="0DD9E848">
+              <wp:anchor distT="0" distB="0" distL="114300" distR="114300" simplePos="0" relativeHeight="251673600" behindDoc="1" locked="0" layoutInCell="1" allowOverlap="1" wp14:anchorId="6C9D6F46" wp14:editId="1E1BBA5B">
+                <wp:simplePos x="0" y="0"/>
+                <wp:positionH relativeFrom="column">
+                  <wp:posOffset>0</wp:posOffset>
+                </wp:positionH>
+                <wp:positionV relativeFrom="paragraph">
+                  <wp:posOffset>425487</wp:posOffset>
+                </wp:positionV>
+                <wp:extent cx="5734685" cy="0"/>
+                <wp:effectExtent l="0" t="0" r="0" b="0"/>
+                <wp:wrapNone/>
+                <wp:docPr id="169549380" name="Straight Connector 1"/>
+                <wp:cNvGraphicFramePr/>
+                <a:graphic xmlns:a="http://schemas.openxmlformats.org/drawingml/2006/main">
+                  <a:graphicData uri="http://schemas.microsoft.com/office/word/2010/wordprocessingShape">
+                    <wps:wsp>
+                      <wps:cNvCnPr/>
+                      <wps:spPr>
+                        <a:xfrm flipV="1">
+                          <a:off x="0" y="0"/>
+                          <a:ext cx="5734685" cy="0"/>
+                        </a:xfrm>
+                        <a:prstGeom prst="line">
+                          <a:avLst/>
+                        </a:prstGeom>
+                      </wps:spPr>
+                      <wps:style>
+                        <a:lnRef idx="1">
+                          <a:schemeClr val="dk1"/>
+                        </a:lnRef>
+                        <a:fillRef idx="0">
+                          <a:schemeClr val="dk1"/>
+                        </a:fillRef>
+                        <a:effectRef idx="0">
+                          <a:schemeClr val="dk1"/>
+                        </a:effectRef>
+                        <a:fontRef idx="minor">
+                          <a:schemeClr val="tx1"/>
+                        </a:fontRef>
+                      </wps:style>
+                      <wps:bodyPr/>
+                    </wps:wsp>
+                  </a:graphicData>
+                </a:graphic>
+                <wp14:sizeRelH relativeFrom="margin">
+                  <wp14:pctWidth>0</wp14:pctWidth>
+                </wp14:sizeRelH>
+                <wp14:sizeRelV relativeFrom="margin">
+                  <wp14:pctHeight>0</wp14:pctHeight>
+                </wp14:sizeRelV>
+              </wp:anchor>
+            </w:drawing>
+          </mc:Choice>
+          <mc:Fallback>
+            <w:pict>
+              <v:line w14:anchorId="5ECA58E1" id="Straight Connector 1" o:spid="_x0000_s1026" style="position:absolute;flip:y;z-index:-251642880;visibility:visible;mso-wrap-style:square;mso-width-percent:0;mso-height-percent:0;mso-wrap-distance-left:9pt;mso-wrap-distance-top:0;mso-wrap-distance-right:9pt;mso-wrap-distance-bottom:0;mso-position-horizontal:absolute;mso-position-horizontal-relative:text;mso-position-vertical:absolute;mso-position-vertical-relative:text;mso-width-percent:0;mso-height-percent:0;mso-width-relative:margin;mso-height-relative:margin" from="0,33.5pt" to="451.55pt,33.5pt" o:gfxdata="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" strokecolor="black [3200]" strokeweight=".5pt">
+                <v:stroke joinstyle="miter"/>
+              </v:line>
+            </w:pict>
+          </mc:Fallback>
+        </mc:AlternateContent>
+      </w:r>
+      <w:r>
+        <w:rPr>
+          <w:noProof/>
+          <w:sz w:val="24"/>
+        </w:rPr>
+        <mc:AlternateContent>
+          <mc:Choice Requires="wps">
+            <w:drawing>
+              <wp:anchor distT="0" distB="0" distL="114300" distR="114300" simplePos="0" relativeHeight="251671552" behindDoc="1" locked="0" layoutInCell="1" allowOverlap="1" wp14:anchorId="512CCD0F" wp14:editId="0CE9301F">
                 <wp:simplePos x="0" y="0"/>
                 <wp:positionH relativeFrom="column">
                   <wp:posOffset>2653553</wp:posOffset>
@@ -947,7 +1017,7 @@
           </mc:Choice>
           <mc:Fallback>
             <w:pict>
-              <v:line w14:anchorId="2B3F4A60" id="Straight Connector 1" o:spid="_x0000_s1026" style="position:absolute;flip:y;z-index:-251644928;visibility:visible;mso-wrap-style:square;mso-width-percent:0;mso-height-percent:0;mso-wrap-distance-left:9pt;mso-wrap-distance-top:0;mso-wrap-distance-right:9pt;mso-wrap-distance-bottom:0;mso-position-horizontal:absolute;mso-position-horizontal-relative:text;mso-position-vertical:absolute;mso-position-vertical-relative:page;mso-width-percent:0;mso-height-percent:0;mso-width-relative:margin;mso-height-relative:margin" from="208.95pt,355.4pt" to="448.9pt,355.4pt" o:gfxdata="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" strokecolor="black [3200]" strokeweight=".5pt">
+              <v:line w14:anchorId="6E5029ED" id="Straight Connector 1" o:spid="_x0000_s1026" style="position:absolute;flip:y;z-index:-251644928;visibility:visible;mso-wrap-style:square;mso-width-percent:0;mso-height-percent:0;mso-wrap-distance-left:9pt;mso-wrap-distance-top:0;mso-wrap-distance-right:9pt;mso-wrap-distance-bottom:0;mso-position-horizontal:absolute;mso-position-horizontal-relative:text;mso-position-vertical:absolute;mso-position-vertical-relative:page;mso-width-percent:0;mso-height-percent:0;mso-width-relative:margin;mso-height-relative:margin" from="208.95pt,355.4pt" to="448.9pt,355.4pt" o:gfxdata="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" strokecolor="black [3200]" strokeweight=".5pt">
                 <v:stroke joinstyle="miter"/>
                 <w10:wrap anchory="page"/>
               </v:line>
@@ -957,76 +1027,6 @@
       </w:r>
       <w:r>
         <w:rPr>
-          <w:noProof/>
-          <w:sz w:val="24"/>
-        </w:rPr>
-        <mc:AlternateContent>
-          <mc:Choice Requires="wps">
-            <w:drawing>
-              <wp:anchor distT="0" distB="0" distL="114300" distR="114300" simplePos="0" relativeHeight="251673600" behindDoc="1" locked="0" layoutInCell="1" allowOverlap="1" wp14:anchorId="6C9D6F46" wp14:editId="114D3A34">
-                <wp:simplePos x="0" y="0"/>
-                <wp:positionH relativeFrom="column">
-                  <wp:posOffset>0</wp:posOffset>
-                </wp:positionH>
-                <wp:positionV relativeFrom="paragraph">
-                  <wp:posOffset>451697</wp:posOffset>
-                </wp:positionV>
-                <wp:extent cx="5734800" cy="0"/>
-                <wp:effectExtent l="0" t="0" r="0" b="0"/>
-                <wp:wrapNone/>
-                <wp:docPr id="169549380" name="Straight Connector 1"/>
-                <wp:cNvGraphicFramePr/>
-                <a:graphic xmlns:a="http://schemas.openxmlformats.org/drawingml/2006/main">
-                  <a:graphicData uri="http://schemas.microsoft.com/office/word/2010/wordprocessingShape">
-                    <wps:wsp>
-                      <wps:cNvCnPr/>
-                      <wps:spPr>
-                        <a:xfrm flipV="1">
-                          <a:off x="0" y="0"/>
-                          <a:ext cx="5734800" cy="0"/>
-                        </a:xfrm>
-                        <a:prstGeom prst="line">
-                          <a:avLst/>
-                        </a:prstGeom>
-                      </wps:spPr>
-                      <wps:style>
-                        <a:lnRef idx="1">
-                          <a:schemeClr val="dk1"/>
-                        </a:lnRef>
-                        <a:fillRef idx="0">
-                          <a:schemeClr val="dk1"/>
-                        </a:fillRef>
-                        <a:effectRef idx="0">
-                          <a:schemeClr val="dk1"/>
-                        </a:effectRef>
-                        <a:fontRef idx="minor">
-                          <a:schemeClr val="tx1"/>
-                        </a:fontRef>
-                      </wps:style>
-                      <wps:bodyPr/>
-                    </wps:wsp>
-                  </a:graphicData>
-                </a:graphic>
-                <wp14:sizeRelH relativeFrom="margin">
-                  <wp14:pctWidth>0</wp14:pctWidth>
-                </wp14:sizeRelH>
-                <wp14:sizeRelV relativeFrom="margin">
-                  <wp14:pctHeight>0</wp14:pctHeight>
-                </wp14:sizeRelV>
-              </wp:anchor>
-            </w:drawing>
-          </mc:Choice>
-          <mc:Fallback>
-            <w:pict>
-              <v:line w14:anchorId="1F8CFC01" id="Straight Connector 1" o:spid="_x0000_s1026" style="position:absolute;flip:y;z-index:-251642880;visibility:visible;mso-wrap-style:square;mso-width-percent:0;mso-height-percent:0;mso-wrap-distance-left:9pt;mso-wrap-distance-top:0;mso-wrap-distance-right:9pt;mso-wrap-distance-bottom:0;mso-position-horizontal:absolute;mso-position-horizontal-relative:text;mso-position-vertical:absolute;mso-position-vertical-relative:text;mso-width-percent:0;mso-height-percent:0;mso-width-relative:margin;mso-height-relative:margin" from="0,35.55pt" to="451.55pt,35.55pt" o:gfxdata="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" strokecolor="black [3200]" strokeweight=".5pt">
-                <v:stroke joinstyle="miter"/>
-              </v:line>
-            </w:pict>
-          </mc:Fallback>
-        </mc:AlternateContent>
-      </w:r>
-      <w:r>
-        <w:rPr>
           <w:rFonts w:ascii="Times New Roman" w:hAnsi="Times New Roman" w:cs="Times New Roman"/>
           <w:sz w:val="24"/>
         </w:rPr>
@@ -1137,6 +1137,7 @@
         </w:rPr>
         <w:t>ㅤ</w:t>
       </w:r>
+      <w:proofErr w:type="gramStart"/>
       <w:r>
         <w:rPr>
           <w:rFonts w:ascii="Times New Roman" w:hAnsi="Times New Roman" w:cs="Times New Roman"/>
@@ -1150,7 +1151,16 @@
           <w:sz w:val="20"/>
           <w:szCs w:val="22"/>
         </w:rPr>
-        <w:t>{{titleeeeeeeeeeeeeeeeeeeeeeeeeeeeeeeeeeeeeeeeeeeeeeeeeeeeeeeeeeeeeeeeeeeeeeeeeeeeeeeeeeeeeeeeeeeeeeeeeeeeeeeeeeeeeeeeeeeeeeeeeee}}</w:t>
+        <w:t>{</w:t>
+      </w:r>
+      <w:proofErr w:type="gramEnd"/>
+      <w:r>
+        <w:rPr>
+          <w:rFonts w:ascii="Times New Roman" w:hAnsi="Times New Roman" w:cs="Times New Roman"/>
+          <w:sz w:val="20"/>
+          <w:szCs w:val="22"/>
+        </w:rPr>
+        <w:t>{titleeeeeeeeeeeeeeeeeeeeeeeeeeeeeeeeeeeeeeeeeeeeeeeeeeeeeeeeeeeeeeeeeeeeeeeeeeeeeeeeeeeeeeeeeeeeeeeeeeeeeeeeeeeeeeeeeeeeeeeeeee}}</w:t>
       </w:r>
       <w:r>
         <w:rPr>

--- a/template2.docx
+++ b/template2.docx
@@ -1,6 +1,6 @@
 
 <file path=word/document.xml><?xml version="1.0" encoding="utf-8"?>
-<w:document xmlns:wpc="http://schemas.microsoft.com/office/word/2010/wordprocessingCanvas" xmlns:cx="http://schemas.microsoft.com/office/drawing/2014/chartex" xmlns:cx1="http://schemas.microsoft.com/office/drawing/2015/9/8/chartex" xmlns:cx2="http://schemas.microsoft.com/office/drawing/2015/10/21/chartex" xmlns:cx3="http://schemas.microsoft.com/office/drawing/2016/5/9/chartex" xmlns:cx4="http://schemas.microsoft.com/office/drawing/2016/5/10/chartex" xmlns:cx5="http://schemas.microsoft.com/office/drawing/2016/5/11/chartex" xmlns:cx6="http://schemas.microsoft.com/office/drawing/2016/5/12/chartex" xmlns:cx7="http://schemas.microsoft.com/office/drawing/2016/5/13/chartex" xmlns:cx8="http://schemas.microsoft.com/office/drawing/2016/5/14/chartex" xmlns:mc="http://schemas.openxmlformats.org/markup-compatibility/2006" xmlns:aink="http://schemas.microsoft.com/office/drawing/2016/ink" xmlns:am3d="http://schemas.microsoft.com/office/drawing/2017/model3d" xmlns:o="urn:schemas-microsoft-com:office:office" xmlns:oel="http://schemas.microsoft.com/office/2019/extlst" xmlns:r="http://schemas.openxmlformats.org/officeDocument/2006/relationships" xmlns:m="http://schemas.openxmlformats.org/officeDocument/2006/math" xmlns:v="urn:schemas-microsoft-com:vml" xmlns:wp14="http://schemas.microsoft.com/office/word/2010/wordprocessingDrawing" xmlns:wp="http://schemas.openxmlformats.org/drawingml/2006/wordprocessingDrawing" xmlns:w10="urn:schemas-microsoft-com:office:word" xmlns:w="http://schemas.openxmlformats.org/wordprocessingml/2006/main" xmlns:w14="http://schemas.microsoft.com/office/word/2010/wordml" xmlns:w15="http://schemas.microsoft.com/office/word/2012/wordml" xmlns:w16cex="http://schemas.microsoft.com/office/word/2018/wordml/cex" xmlns:w16cid="http://schemas.microsoft.com/office/word/2016/wordml/cid" xmlns:w16="http://schemas.microsoft.com/office/word/2018/wordml" xmlns:w16du="http://schemas.microsoft.com/office/word/2023/wordml/word16du" xmlns:w16sdtdh="http://schemas.microsoft.com/office/word/2020/wordml/sdtdatahash" xmlns:w16sdtfl="http://schemas.microsoft.com/office/word/2024/wordml/sdtformatlock" xmlns:w16se="http://schemas.microsoft.com/office/word/2015/wordml/symex" xmlns:wpg="http://schemas.microsoft.com/office/word/2010/wordprocessingGroup" xmlns:wpi="http://schemas.microsoft.com/office/word/2010/wordprocessingInk" xmlns:wne="http://schemas.microsoft.com/office/word/2006/wordml" xmlns:wps="http://schemas.microsoft.com/office/word/2010/wordprocessingShape" mc:Ignorable="w14 w15 w16se w16cid w16 w16cex w16sdtdh w16sdtfl w16du wp14">
+<w:document xmlns:wpc="http://schemas.microsoft.com/office/word/2010/wordprocessingCanvas" xmlns:cx="http://schemas.microsoft.com/office/drawing/2014/chartex" xmlns:cx1="http://schemas.microsoft.com/office/drawing/2015/9/8/chartex" xmlns:cx2="http://schemas.microsoft.com/office/drawing/2015/10/21/chartex" xmlns:cx3="http://schemas.microsoft.com/office/drawing/2016/5/9/chartex" xmlns:cx4="http://schemas.microsoft.com/office/drawing/2016/5/10/chartex" xmlns:cx5="http://schemas.microsoft.com/office/drawing/2016/5/11/chartex" xmlns:cx6="http://schemas.microsoft.com/office/drawing/2016/5/12/chartex" xmlns:cx7="http://schemas.microsoft.com/office/drawing/2016/5/13/chartex" xmlns:cx8="http://schemas.microsoft.com/office/drawing/2016/5/14/chartex" xmlns:mc="http://schemas.openxmlformats.org/markup-compatibility/2006" xmlns:aink="http://schemas.microsoft.com/office/drawing/2016/ink" xmlns:am3d="http://schemas.microsoft.com/office/drawing/2017/model3d" xmlns:o="urn:schemas-microsoft-com:office:office" xmlns:oel="http://schemas.microsoft.com/office/2019/extlst" xmlns:r="http://schemas.openxmlformats.org/officeDocument/2006/relationships" xmlns:m="http://schemas.openxmlformats.org/officeDocument/2006/math" xmlns:v="urn:schemas-microsoft-com:vml" xmlns:wp14="http://schemas.microsoft.com/office/word/2010/wordprocessingDrawing" xmlns:wp="http://schemas.openxmlformats.org/drawingml/2006/wordprocessingDrawing" xmlns:w10="urn:schemas-microsoft-com:office:word" xmlns:w="http://schemas.openxmlformats.org/wordprocessingml/2006/main" xmlns:w14="http://schemas.microsoft.com/office/word/2010/wordml" xmlns:w15="http://schemas.microsoft.com/office/word/2012/wordml" xmlns:w16cei="http://schemas.microsoft.com/office/word/2026/wordml/cei" xmlns:w16cex="http://schemas.microsoft.com/office/word/2018/wordml/cex" xmlns:w16cid="http://schemas.microsoft.com/office/word/2016/wordml/cid" xmlns:w16="http://schemas.microsoft.com/office/word/2018/wordml" xmlns:w16du="http://schemas.microsoft.com/office/word/2023/wordml/word16du" xmlns:w16sdtdh="http://schemas.microsoft.com/office/word/2020/wordml/sdtdatahash" xmlns:w16sdtfl="http://schemas.microsoft.com/office/word/2024/wordml/sdtformatlock" xmlns:w16se="http://schemas.microsoft.com/office/word/2015/wordml/symex" xmlns:wpg="http://schemas.microsoft.com/office/word/2010/wordprocessingGroup" xmlns:wpi="http://schemas.microsoft.com/office/word/2010/wordprocessingInk" xmlns:wne="http://schemas.microsoft.com/office/word/2006/wordml" xmlns:wps="http://schemas.microsoft.com/office/word/2010/wordprocessingShape" mc:Ignorable="w14 w15 w16se w16cid w16 w16cex w16sdtdh w16sdtfl w16du wp14">
   <w:body>
     <w:p>
       <w:pPr>
@@ -892,7 +892,78 @@
         <mc:AlternateContent>
           <mc:Choice Requires="wps">
             <w:drawing>
-              <wp:anchor distT="0" distB="0" distL="114300" distR="114300" simplePos="0" relativeHeight="251673600" behindDoc="1" locked="0" layoutInCell="1" allowOverlap="1" wp14:anchorId="6C9D6F46" wp14:editId="1E1BBA5B">
+              <wp:anchor distT="0" distB="0" distL="114300" distR="114300" simplePos="0" relativeHeight="251671552" behindDoc="1" locked="0" layoutInCell="1" allowOverlap="1" wp14:anchorId="512CCD0F" wp14:editId="22B0A986">
+                <wp:simplePos x="0" y="0"/>
+                <wp:positionH relativeFrom="column">
+                  <wp:posOffset>2806700</wp:posOffset>
+                </wp:positionH>
+                <wp:positionV relativeFrom="page">
+                  <wp:posOffset>4516120</wp:posOffset>
+                </wp:positionV>
+                <wp:extent cx="2894965" cy="0"/>
+                <wp:effectExtent l="0" t="0" r="0" b="0"/>
+                <wp:wrapNone/>
+                <wp:docPr id="582859989" name="Straight Connector 1"/>
+                <wp:cNvGraphicFramePr/>
+                <a:graphic xmlns:a="http://schemas.openxmlformats.org/drawingml/2006/main">
+                  <a:graphicData uri="http://schemas.microsoft.com/office/word/2010/wordprocessingShape">
+                    <wps:wsp>
+                      <wps:cNvCnPr/>
+                      <wps:spPr>
+                        <a:xfrm flipV="1">
+                          <a:off x="0" y="0"/>
+                          <a:ext cx="2894965" cy="0"/>
+                        </a:xfrm>
+                        <a:prstGeom prst="line">
+                          <a:avLst/>
+                        </a:prstGeom>
+                      </wps:spPr>
+                      <wps:style>
+                        <a:lnRef idx="1">
+                          <a:schemeClr val="dk1"/>
+                        </a:lnRef>
+                        <a:fillRef idx="0">
+                          <a:schemeClr val="dk1"/>
+                        </a:fillRef>
+                        <a:effectRef idx="0">
+                          <a:schemeClr val="dk1"/>
+                        </a:effectRef>
+                        <a:fontRef idx="minor">
+                          <a:schemeClr val="tx1"/>
+                        </a:fontRef>
+                      </wps:style>
+                      <wps:bodyPr/>
+                    </wps:wsp>
+                  </a:graphicData>
+                </a:graphic>
+                <wp14:sizeRelH relativeFrom="margin">
+                  <wp14:pctWidth>0</wp14:pctWidth>
+                </wp14:sizeRelH>
+                <wp14:sizeRelV relativeFrom="margin">
+                  <wp14:pctHeight>0</wp14:pctHeight>
+                </wp14:sizeRelV>
+              </wp:anchor>
+            </w:drawing>
+          </mc:Choice>
+          <mc:Fallback>
+            <w:pict>
+              <v:line w14:anchorId="7C2BF657" id="Straight Connector 1" o:spid="_x0000_s1026" style="position:absolute;flip:y;z-index:-251644928;visibility:visible;mso-wrap-style:square;mso-width-percent:0;mso-height-percent:0;mso-wrap-distance-left:9pt;mso-wrap-distance-top:0;mso-wrap-distance-right:9pt;mso-wrap-distance-bottom:0;mso-position-horizontal:absolute;mso-position-horizontal-relative:text;mso-position-vertical:absolute;mso-position-vertical-relative:page;mso-width-percent:0;mso-height-percent:0;mso-width-relative:margin;mso-height-relative:margin" from="221pt,355.6pt" to="448.95pt,355.6pt" o:gfxdata="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" strokecolor="black [3200]" strokeweight=".5pt">
+                <v:stroke joinstyle="miter"/>
+                <w10:wrap anchory="page"/>
+              </v:line>
+            </w:pict>
+          </mc:Fallback>
+        </mc:AlternateContent>
+      </w:r>
+      <w:r>
+        <w:rPr>
+          <w:noProof/>
+          <w:sz w:val="24"/>
+        </w:rPr>
+        <mc:AlternateContent>
+          <mc:Choice Requires="wps">
+            <w:drawing>
+              <wp:anchor distT="0" distB="0" distL="114300" distR="114300" simplePos="0" relativeHeight="251673600" behindDoc="1" locked="0" layoutInCell="1" allowOverlap="1" wp14:anchorId="6C9D6F46" wp14:editId="57BAB7FF">
                 <wp:simplePos x="0" y="0"/>
                 <wp:positionH relativeFrom="column">
                   <wp:posOffset>0</wp:posOffset>
@@ -947,79 +1018,8 @@
           </mc:Choice>
           <mc:Fallback>
             <w:pict>
-              <v:line w14:anchorId="5ECA58E1" id="Straight Connector 1" o:spid="_x0000_s1026" style="position:absolute;flip:y;z-index:-251642880;visibility:visible;mso-wrap-style:square;mso-width-percent:0;mso-height-percent:0;mso-wrap-distance-left:9pt;mso-wrap-distance-top:0;mso-wrap-distance-right:9pt;mso-wrap-distance-bottom:0;mso-position-horizontal:absolute;mso-position-horizontal-relative:text;mso-position-vertical:absolute;mso-position-vertical-relative:text;mso-width-percent:0;mso-height-percent:0;mso-width-relative:margin;mso-height-relative:margin" from="0,33.5pt" to="451.55pt,33.5pt" o:gfxdata="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" strokecolor="black [3200]" strokeweight=".5pt">
+              <v:line w14:anchorId="4823D16E" id="Straight Connector 1" o:spid="_x0000_s1026" style="position:absolute;flip:y;z-index:-251642880;visibility:visible;mso-wrap-style:square;mso-width-percent:0;mso-height-percent:0;mso-wrap-distance-left:9pt;mso-wrap-distance-top:0;mso-wrap-distance-right:9pt;mso-wrap-distance-bottom:0;mso-position-horizontal:absolute;mso-position-horizontal-relative:text;mso-position-vertical:absolute;mso-position-vertical-relative:text;mso-width-percent:0;mso-height-percent:0;mso-width-relative:margin;mso-height-relative:margin" from="0,33.5pt" to="451.55pt,33.5pt" o:gfxdata="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" strokecolor="black [3200]" strokeweight=".5pt">
                 <v:stroke joinstyle="miter"/>
-              </v:line>
-            </w:pict>
-          </mc:Fallback>
-        </mc:AlternateContent>
-      </w:r>
-      <w:r>
-        <w:rPr>
-          <w:noProof/>
-          <w:sz w:val="24"/>
-        </w:rPr>
-        <mc:AlternateContent>
-          <mc:Choice Requires="wps">
-            <w:drawing>
-              <wp:anchor distT="0" distB="0" distL="114300" distR="114300" simplePos="0" relativeHeight="251671552" behindDoc="1" locked="0" layoutInCell="1" allowOverlap="1" wp14:anchorId="512CCD0F" wp14:editId="0CE9301F">
-                <wp:simplePos x="0" y="0"/>
-                <wp:positionH relativeFrom="column">
-                  <wp:posOffset>2653553</wp:posOffset>
-                </wp:positionH>
-                <wp:positionV relativeFrom="page">
-                  <wp:posOffset>4513729</wp:posOffset>
-                </wp:positionV>
-                <wp:extent cx="3047552" cy="0"/>
-                <wp:effectExtent l="0" t="0" r="0" b="0"/>
-                <wp:wrapNone/>
-                <wp:docPr id="582859989" name="Straight Connector 1"/>
-                <wp:cNvGraphicFramePr/>
-                <a:graphic xmlns:a="http://schemas.openxmlformats.org/drawingml/2006/main">
-                  <a:graphicData uri="http://schemas.microsoft.com/office/word/2010/wordprocessingShape">
-                    <wps:wsp>
-                      <wps:cNvCnPr/>
-                      <wps:spPr>
-                        <a:xfrm flipV="1">
-                          <a:off x="0" y="0"/>
-                          <a:ext cx="3047552" cy="0"/>
-                        </a:xfrm>
-                        <a:prstGeom prst="line">
-                          <a:avLst/>
-                        </a:prstGeom>
-                      </wps:spPr>
-                      <wps:style>
-                        <a:lnRef idx="1">
-                          <a:schemeClr val="dk1"/>
-                        </a:lnRef>
-                        <a:fillRef idx="0">
-                          <a:schemeClr val="dk1"/>
-                        </a:fillRef>
-                        <a:effectRef idx="0">
-                          <a:schemeClr val="dk1"/>
-                        </a:effectRef>
-                        <a:fontRef idx="minor">
-                          <a:schemeClr val="tx1"/>
-                        </a:fontRef>
-                      </wps:style>
-                      <wps:bodyPr/>
-                    </wps:wsp>
-                  </a:graphicData>
-                </a:graphic>
-                <wp14:sizeRelH relativeFrom="margin">
-                  <wp14:pctWidth>0</wp14:pctWidth>
-                </wp14:sizeRelH>
-                <wp14:sizeRelV relativeFrom="margin">
-                  <wp14:pctHeight>0</wp14:pctHeight>
-                </wp14:sizeRelV>
-              </wp:anchor>
-            </w:drawing>
-          </mc:Choice>
-          <mc:Fallback>
-            <w:pict>
-              <v:line w14:anchorId="6E5029ED" id="Straight Connector 1" o:spid="_x0000_s1026" style="position:absolute;flip:y;z-index:-251644928;visibility:visible;mso-wrap-style:square;mso-width-percent:0;mso-height-percent:0;mso-wrap-distance-left:9pt;mso-wrap-distance-top:0;mso-wrap-distance-right:9pt;mso-wrap-distance-bottom:0;mso-position-horizontal:absolute;mso-position-horizontal-relative:text;mso-position-vertical:absolute;mso-position-vertical-relative:page;mso-width-percent:0;mso-height-percent:0;mso-width-relative:margin;mso-height-relative:margin" from="208.95pt,355.4pt" to="448.9pt,355.4pt" o:gfxdata="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" strokecolor="black [3200]" strokeweight=".5pt">
-                <v:stroke joinstyle="miter"/>
-                <w10:wrap anchory="page"/>
               </v:line>
             </w:pict>
           </mc:Fallback>
